--- a/courses/mathematics/output/grade7/Grade7-CM-3rd_Trim-SY2026-2027-Mathematics.docx
+++ b/courses/mathematics/output/grade7/Grade7-CM-3rd_Trim-SY2026-2027-Mathematics.docx
@@ -1245,7 +1245,7 @@
           <w:i/>
           <w:sz w:val="18"/>
         </w:rPr>
-        <w:t>5 meetings per cycle · 10 usable cycles (50 meetings) · Cycle 11 reserved as buffer · Every lesson has its own simulation in the LSGH Math 7 SimBook</w:t>
+        <w:t>5 meetings per cycle · 10 usable cycles (50 meetings) · Cycle 11 reserved as buffer · Every lesson has its own simulation in the LSGH Math SimBook</w:t>
       </w:r>
     </w:p>
     <w:tbl>
@@ -3949,7 +3949,7 @@
                 <w:i w:val="0"/>
                 <w:sz w:val="18"/>
               </w:rPr>
-              <w:t>LSGH Math 7 SimBook – Term 3 Lesson 1 (hook sim, lesson slides with notes, and Exercises)</w:t>
+              <w:t>LSGH Math SimBook – Term 3 Lesson 1 (hook sim, lesson slides with notes, and Exercises)</w:t>
             </w:r>
           </w:p>
           <w:p>
@@ -4707,7 +4707,7 @@
                 <w:i w:val="0"/>
                 <w:sz w:val="18"/>
               </w:rPr>
-              <w:t>LSGH Math 7 SimBook – Term 3 Lesson 2 (hook sim, lesson slides with notes, and Exercises)</w:t>
+              <w:t>LSGH Math SimBook – Term 3 Lesson 2 (hook sim, lesson slides with notes, and Exercises)</w:t>
             </w:r>
           </w:p>
           <w:p>
@@ -5330,7 +5330,7 @@
                 <w:i w:val="0"/>
                 <w:sz w:val="18"/>
               </w:rPr>
-              <w:t>LSGH Math 7 SimBook – Term 3 Lesson 3 (hook sim, lesson slides with notes, and Exercises)</w:t>
+              <w:t>LSGH Math SimBook – Term 3 Lesson 3 (hook sim, lesson slides with notes, and Exercises)</w:t>
             </w:r>
           </w:p>
           <w:p>
@@ -6395,7 +6395,7 @@
                 <w:i w:val="0"/>
                 <w:sz w:val="18"/>
               </w:rPr>
-              <w:t>LSGH Math 7 SimBook – Term 3 Lesson 4 (hook sim, lesson slides with notes, and Exercises)</w:t>
+              <w:t>LSGH Math SimBook – Term 3 Lesson 4 (hook sim, lesson slides with notes, and Exercises)</w:t>
             </w:r>
           </w:p>
           <w:p>
@@ -7060,7 +7060,7 @@
                 <w:i w:val="0"/>
                 <w:sz w:val="18"/>
               </w:rPr>
-              <w:t>LSGH Math 7 SimBook – Term 3 Lesson 5 (hook sim, lesson slides with notes, and Exercises)</w:t>
+              <w:t>LSGH Math SimBook – Term 3 Lesson 5 (hook sim, lesson slides with notes, and Exercises)</w:t>
             </w:r>
           </w:p>
           <w:p>
@@ -7683,7 +7683,7 @@
                 <w:i w:val="0"/>
                 <w:sz w:val="18"/>
               </w:rPr>
-              <w:t>LSGH Math 7 SimBook – Term 3 Lesson 6 (hook sim, lesson slides with notes, and Exercises)</w:t>
+              <w:t>LSGH Math SimBook – Term 3 Lesson 6 (hook sim, lesson slides with notes, and Exercises)</w:t>
             </w:r>
           </w:p>
           <w:p>
@@ -8763,7 +8763,7 @@
                 <w:i w:val="0"/>
                 <w:sz w:val="18"/>
               </w:rPr>
-              <w:t>LSGH Math 7 SimBook – Term 3 Lesson 7 (hook sim, lesson slides with notes, and Exercises)</w:t>
+              <w:t>LSGH Math SimBook – Term 3 Lesson 7 (hook sim, lesson slides with notes, and Exercises)</w:t>
             </w:r>
           </w:p>
           <w:p>
@@ -9675,7 +9675,7 @@
                 <w:i w:val="0"/>
                 <w:sz w:val="18"/>
               </w:rPr>
-              <w:t>LSGH Math 7 SimBook – Term 3 Lesson 8 (hook sim, lesson slides with notes, and Exercises)</w:t>
+              <w:t>LSGH Math SimBook – Term 3 Lesson 8 (hook sim, lesson slides with notes, and Exercises)</w:t>
             </w:r>
           </w:p>
           <w:p>
@@ -10416,7 +10416,7 @@
                 <w:i w:val="0"/>
                 <w:sz w:val="18"/>
               </w:rPr>
-              <w:t>LSGH Math 7 SimBook – Term 3 Lesson 9 (hook sim, lesson slides with notes, and Exercises)</w:t>
+              <w:t>LSGH Math SimBook – Term 3 Lesson 9 (hook sim, lesson slides with notes, and Exercises)</w:t>
             </w:r>
           </w:p>
           <w:p>
